--- a/templates_master/Form_buy_director.docx
+++ b/templates_master/Form_buy_director.docx
@@ -8962,38 +8962,6 @@
         </w:rPr>
         <w:t xml:space="preserve"> </w:t>
       </w:r>
-    </w:p>
-    <w:p>
-      <w:pPr>
-        <w:tabs>
-          <w:tab w:val="left" w:pos="1418"/>
-          <w:tab w:val="center" w:pos="6379"/>
-        </w:tabs>
-        <w:jc w:val="thaiDistribute"/>
-      </w:pPr>
-    </w:p>
-    <w:p>
-      <w:pPr>
-        <w:tabs>
-          <w:tab w:val="left" w:pos="1418"/>
-          <w:tab w:val="center" w:pos="6379"/>
-        </w:tabs>
-        <w:jc w:val="thaiDistribute"/>
-      </w:pPr>
-    </w:p>
-    <w:p>
-      <w:pPr>
-        <w:tabs>
-          <w:tab w:val="center" w:pos="8222"/>
-        </w:tabs>
-      </w:pPr>
-    </w:p>
-    <w:p>
-      <w:pPr>
-        <w:tabs>
-          <w:tab w:val="center" w:pos="8222"/>
-        </w:tabs>
-      </w:pPr>
     </w:p>
     <w:p>
       <w:pPr>
@@ -13347,42 +13315,6 @@
         </w:tc>
       </w:tr>
     </w:tbl>
-    <w:p>
-      <w:pPr>
-        <w:tabs>
-          <w:tab w:val="left" w:pos="1418"/>
-        </w:tabs>
-        <w:ind w:left="284" w:hanging="284"/>
-        <w:jc w:val="thaiDistribute"/>
-      </w:pPr>
-    </w:p>
-    <w:p>
-      <w:pPr>
-        <w:tabs>
-          <w:tab w:val="left" w:pos="1418"/>
-        </w:tabs>
-        <w:ind w:left="284" w:hanging="284"/>
-        <w:jc w:val="thaiDistribute"/>
-      </w:pPr>
-    </w:p>
-    <w:p>
-      <w:pPr>
-        <w:tabs>
-          <w:tab w:val="left" w:pos="1418"/>
-        </w:tabs>
-        <w:ind w:left="284" w:hanging="284"/>
-        <w:jc w:val="thaiDistribute"/>
-      </w:pPr>
-    </w:p>
-    <w:p>
-      <w:pPr>
-        <w:tabs>
-          <w:tab w:val="left" w:pos="1418"/>
-        </w:tabs>
-        <w:ind w:left="284" w:hanging="284"/>
-        <w:jc w:val="thaiDistribute"/>
-      </w:pPr>
-    </w:p>
     <w:p>
       <w:pPr>
         <w:tabs>
@@ -14876,22 +14808,6 @@
         </w:rPr>
         <w:t xml:space="preserve"> </w:t>
       </w:r>
-    </w:p>
-    <w:p>
-      <w:pPr>
-        <w:tabs>
-          <w:tab w:val="left" w:pos="1418"/>
-          <w:tab w:val="left" w:pos="1701"/>
-        </w:tabs>
-      </w:pPr>
-    </w:p>
-    <w:p>
-      <w:pPr>
-        <w:tabs>
-          <w:tab w:val="left" w:pos="1418"/>
-          <w:tab w:val="left" w:pos="2694"/>
-        </w:tabs>
-      </w:pPr>
     </w:p>
     <w:p>
       <w:pPr>

--- a/templates_master/Form_buy_director.docx
+++ b/templates_master/Form_buy_director.docx
@@ -7556,7 +7556,7 @@
         </w:rPr>
         <w:sectPr>
           <w:pgSz w:w="11907" w:h="16840" w:code="9"/>
-          <w:pgMar w:top="851" w:right="1134" w:bottom="709" w:left="1701" w:header="709" w:footer="709" w:gutter="0"/>
+          <w:pgMar w:top="1418" w:right="1134" w:bottom="709" w:left="1701" w:header="709" w:footer="709" w:gutter="0"/>
           <w:cols w:space="708"/>
           <w:docGrid w:linePitch="435"/>
         </w:sectPr>
@@ -8962,6 +8962,38 @@
         </w:rPr>
         <w:t xml:space="preserve"> </w:t>
       </w:r>
+    </w:p>
+    <w:p>
+      <w:pPr>
+        <w:tabs>
+          <w:tab w:val="left" w:pos="1418"/>
+          <w:tab w:val="center" w:pos="6379"/>
+        </w:tabs>
+        <w:jc w:val="thaiDistribute"/>
+      </w:pPr>
+    </w:p>
+    <w:p>
+      <w:pPr>
+        <w:tabs>
+          <w:tab w:val="left" w:pos="1418"/>
+          <w:tab w:val="center" w:pos="6379"/>
+        </w:tabs>
+        <w:jc w:val="thaiDistribute"/>
+      </w:pPr>
+    </w:p>
+    <w:p>
+      <w:pPr>
+        <w:tabs>
+          <w:tab w:val="center" w:pos="8222"/>
+        </w:tabs>
+      </w:pPr>
+    </w:p>
+    <w:p>
+      <w:pPr>
+        <w:tabs>
+          <w:tab w:val="center" w:pos="8222"/>
+        </w:tabs>
+      </w:pPr>
     </w:p>
     <w:p>
       <w:pPr>
@@ -13315,6 +13347,42 @@
         </w:tc>
       </w:tr>
     </w:tbl>
+    <w:p>
+      <w:pPr>
+        <w:tabs>
+          <w:tab w:val="left" w:pos="1418"/>
+        </w:tabs>
+        <w:ind w:left="284" w:hanging="284"/>
+        <w:jc w:val="thaiDistribute"/>
+      </w:pPr>
+    </w:p>
+    <w:p>
+      <w:pPr>
+        <w:tabs>
+          <w:tab w:val="left" w:pos="1418"/>
+        </w:tabs>
+        <w:ind w:left="284" w:hanging="284"/>
+        <w:jc w:val="thaiDistribute"/>
+      </w:pPr>
+    </w:p>
+    <w:p>
+      <w:pPr>
+        <w:tabs>
+          <w:tab w:val="left" w:pos="1418"/>
+        </w:tabs>
+        <w:ind w:left="284" w:hanging="284"/>
+        <w:jc w:val="thaiDistribute"/>
+      </w:pPr>
+    </w:p>
+    <w:p>
+      <w:pPr>
+        <w:tabs>
+          <w:tab w:val="left" w:pos="1418"/>
+        </w:tabs>
+        <w:ind w:left="284" w:hanging="284"/>
+        <w:jc w:val="thaiDistribute"/>
+      </w:pPr>
+    </w:p>
     <w:p>
       <w:pPr>
         <w:tabs>
@@ -14808,6 +14876,22 @@
         </w:rPr>
         <w:t xml:space="preserve"> </w:t>
       </w:r>
+    </w:p>
+    <w:p>
+      <w:pPr>
+        <w:tabs>
+          <w:tab w:val="left" w:pos="1418"/>
+          <w:tab w:val="left" w:pos="1701"/>
+        </w:tabs>
+      </w:pPr>
+    </w:p>
+    <w:p>
+      <w:pPr>
+        <w:tabs>
+          <w:tab w:val="left" w:pos="1418"/>
+          <w:tab w:val="left" w:pos="2694"/>
+        </w:tabs>
+      </w:pPr>
     </w:p>
     <w:p>
       <w:pPr>

--- a/templates_master/Form_buy_director.docx
+++ b/templates_master/Form_buy_director.docx
@@ -818,20 +818,16 @@
         <w:rPr>
           <w:cs/>
         </w:rPr>
-        <w:t xml:space="preserve">และการบริหารพัสดุภาครัฐ พ.ศ. </w:t>
-      </w:r>
-      <w:r>
-        <w:t>256</w:t>
-      </w:r>
-      <w:r>
-        <w:rPr>
-          <w:rFonts w:hint="cs"/>
-          <w:cs/>
-        </w:rPr>
-        <w:t xml:space="preserve"> </w:t>
-      </w:r>
-      <w:r>
-        <w:t xml:space="preserve">0 </w:t>
+        <w:t xml:space="preserve">และการบริหารพัสดุภาครัฐ </w:t>
+      </w:r>
+      <w:r>
+        <w:rPr>
+          <w:cs/>
+        </w:rPr>
+        <w:t>พ.ศ.2</w:t>
+      </w:r>
+      <w:r>
+        <w:t xml:space="preserve">560 </w:t>
       </w:r>
       <w:r>
         <w:rPr>
@@ -901,10 +897,16 @@
         <w:rPr>
           <w:cs/>
         </w:rPr>
-        <w:t xml:space="preserve">ในการแต่งตั้งผู้ตรวจรับพัสดุ พ.ศ. </w:t>
-      </w:r>
-      <w:r>
-        <w:t xml:space="preserve">2560 </w:t>
+        <w:t xml:space="preserve">ในการแต่งตั้งผู้ตรวจรับพัสดุ </w:t>
+      </w:r>
+      <w:r>
+        <w:rPr>
+          <w:cs/>
+        </w:rPr>
+        <w:t>พ.ศ.2</w:t>
+      </w:r>
+      <w:r>
+        <w:t xml:space="preserve">560 </w:t>
       </w:r>
       <w:r>
         <w:rPr>
@@ -8188,7 +8190,19 @@
         <w:rPr>
           <w:cs/>
         </w:rPr>
-        <w:t xml:space="preserve">และการบริหารพัสดุภาครัฐ พ.ศ. 2560 ข้อ 24 </w:t>
+        <w:t xml:space="preserve">และการบริหารพัสดุภาครัฐ </w:t>
+      </w:r>
+      <w:r>
+        <w:rPr>
+          <w:cs/>
+        </w:rPr>
+        <w:t>พ.ศ.2</w:t>
+      </w:r>
+      <w:r>
+        <w:rPr>
+          <w:cs/>
+        </w:rPr>
+        <w:t xml:space="preserve">560 ข้อ 24 </w:t>
       </w:r>
     </w:p>
     <w:p>
@@ -13616,7 +13630,33 @@
           <w:bCs/>
           <w:cs/>
         </w:rPr>
-        <w:t>และการบริหารพัสดุภาครัฐ พ.ศ. ๒๕๖๐ ข้อ 175</w:t>
+        <w:t>และการบริหารพัสดุภาครัฐ พ.ศ.</w:t>
+      </w:r>
+      <w:r>
+        <w:rPr>
+          <w:rFonts w:hint="cs"/>
+          <w:b/>
+          <w:bCs/>
+          <w:cs/>
+        </w:rPr>
+        <w:t>2560</w:t>
+      </w:r>
+      <w:r>
+        <w:rPr>
+          <w:b/>
+          <w:bCs/>
+          <w:cs/>
+        </w:rPr>
+        <w:t xml:space="preserve"> ข้อ </w:t>
+      </w:r>
+      <w:r>
+        <w:rPr>
+          <w:rFonts w:hint="cs"/>
+          <w:b/>
+          <w:bCs/>
+          <w:cs/>
+        </w:rPr>
+        <w:t>175</w:t>
       </w:r>
       <w:r>
         <w:rPr>
@@ -14502,7 +14542,19 @@
         <w:rPr>
           <w:cs/>
         </w:rPr>
-        <w:t>และการบริหารพัสดุภาครัฐ พ.ศ. 2560</w:t>
+        <w:t xml:space="preserve">และการบริหารพัสดุภาครัฐ </w:t>
+      </w:r>
+      <w:r>
+        <w:rPr>
+          <w:cs/>
+        </w:rPr>
+        <w:t>พ.ศ.2</w:t>
+      </w:r>
+      <w:r>
+        <w:rPr>
+          <w:cs/>
+        </w:rPr>
+        <w:t>560</w:t>
       </w:r>
     </w:p>
     <w:p>
